--- a/jarvis-docs/05_Enterprise_Deployment_Guide.docx
+++ b/jarvis-docs/05_Enterprise_Deployment_Guide.docx
@@ -314,7 +314,7 @@
                 <w:szCs w:val="21"/>
                 <w:rFonts w:ascii="Arial" w:cs="Arial" w:eastAsia="Arial" w:hAnsi="Arial"/>
               </w:rPr>
-              <w:t xml:space="preserve">8GB minimum; 16GB recommended</w:t>
+              <w:t xml:space="preserve">16GB minimum; 32GB recommended (for local 5.34GB Gemma-4-E4B heretic GGUF model execution)</w:t>
             </w:r>
           </w:p>
         </w:tc>
@@ -1100,6 +1100,285 @@
           <w:rFonts w:ascii="Arial" w:cs="Arial" w:eastAsia="Arial" w:hAnsi="Arial"/>
         </w:rPr>
         <w:t xml:space="preserve">Supported values: 'en' (English), 'hi' (Hindi), 'mr' (Marathi). Updated automatically when users issue commands like 'change language to Hindi'.</w:t>
+      </w:r>
+    </w:p>
+    <w:p>
+      <w:r>
+        <w:t xml:space="preserve"/>
+      </w:r>
+    </w:p>
+    <w:p>
+      <w:pPr>
+        <w:pStyle w:val="Heading2"/>
+        <w:spacing w:before="320" w:after="160"/>
+      </w:pPr>
+      <w:r>
+        <w:rPr>
+          <w:b/>
+          <w:bCs/>
+          <w:color w:val="1A2D5A"/>
+          <w:sz w:val="28"/>
+          <w:szCs w:val="28"/>
+          <w:rFonts w:ascii="Arial" w:cs="Arial" w:eastAsia="Arial" w:hAnsi="Arial"/>
+        </w:rPr>
+        <w:t xml:space="preserve">3.3 Local Offline Model Configuration (Ollama)</w:t>
+      </w:r>
+    </w:p>
+    <w:p>
+      <w:pPr>
+        <w:spacing w:before="80" w:after="80"/>
+      </w:pPr>
+      <w:r>
+        <w:rPr>
+          <w:b w:val="false"/>
+          <w:bCs w:val="false"/>
+          <w:color w:val="1F2937"/>
+          <w:sz w:val="22"/>
+          <w:szCs w:val="22"/>
+          <w:rFonts w:ascii="Arial" w:cs="Arial" w:eastAsia="Arial" w:hAnsi="Arial"/>
+        </w:rPr>
+        <w:t xml:space="preserve">The hybrid chatbot fallback connects to a local Ollama instance configured with the offline Gemma-4-E4B-it heretic model:</w:t>
+      </w:r>
+    </w:p>
+    <w:p>
+      <w:pPr>
+        <w:pStyle w:val="ListParagraph"/>
+        <w:numPr>
+          <w:ilvl w:val="0"/>
+          <w:numId w:val="2"/>
+        </w:numPr>
+        <w:spacing w:before="60" w:after="60"/>
+      </w:pPr>
+      <w:r>
+        <w:rPr>
+          <w:b w:val="false"/>
+          <w:bCs w:val="false"/>
+          <w:color w:val="1F2937"/>
+          <w:sz w:val="22"/>
+          <w:szCs w:val="22"/>
+          <w:rFonts w:ascii="Arial" w:cs="Arial" w:eastAsia="Arial" w:hAnsi="Arial"/>
+        </w:rPr>
+        <w:t xml:space="preserve">Model Name: gemma-heretic-local</w:t>
+      </w:r>
+    </w:p>
+    <w:p>
+      <w:pPr>
+        <w:pStyle w:val="ListParagraph"/>
+        <w:numPr>
+          <w:ilvl w:val="0"/>
+          <w:numId w:val="2"/>
+        </w:numPr>
+        <w:spacing w:before="60" w:after="60"/>
+      </w:pPr>
+      <w:r>
+        <w:rPr>
+          <w:b w:val="false"/>
+          <w:bCs w:val="false"/>
+          <w:color w:val="1F2937"/>
+          <w:sz w:val="22"/>
+          <w:szCs w:val="22"/>
+          <w:rFonts w:ascii="Arial" w:cs="Arial" w:eastAsia="Arial" w:hAnsi="Arial"/>
+        </w:rPr>
+        <w:t xml:space="preserve">Binary Path: G:\Shared\bin\ollama-windows.exe</w:t>
+      </w:r>
+    </w:p>
+    <w:p>
+      <w:pPr>
+        <w:pStyle w:val="ListParagraph"/>
+        <w:numPr>
+          <w:ilvl w:val="0"/>
+          <w:numId w:val="2"/>
+        </w:numPr>
+        <w:spacing w:before="60" w:after="60"/>
+      </w:pPr>
+      <w:r>
+        <w:rPr>
+          <w:b w:val="false"/>
+          <w:bCs w:val="false"/>
+          <w:color w:val="1F2937"/>
+          <w:sz w:val="22"/>
+          <w:szCs w:val="22"/>
+          <w:rFonts w:ascii="Arial" w:cs="Arial" w:eastAsia="Arial" w:hAnsi="Arial"/>
+        </w:rPr>
+        <w:t xml:space="preserve">Model Path: G:\Shared\models\gemma-4-E4B-it-ultra-uncensored-heretic-Q4_K_M.gguf</w:t>
+      </w:r>
+    </w:p>
+    <w:p>
+      <w:pPr>
+        <w:pStyle w:val="ListParagraph"/>
+        <w:numPr>
+          <w:ilvl w:val="0"/>
+          <w:numId w:val="2"/>
+        </w:numPr>
+        <w:spacing w:before="60" w:after="60"/>
+      </w:pPr>
+      <w:r>
+        <w:rPr>
+          <w:b w:val="false"/>
+          <w:bCs w:val="false"/>
+          <w:color w:val="1F2937"/>
+          <w:sz w:val="22"/>
+          <w:szCs w:val="22"/>
+          <w:rFonts w:ascii="Arial" w:cs="Arial" w:eastAsia="Arial" w:hAnsi="Arial"/>
+        </w:rPr>
+        <w:t xml:space="preserve">Modelfile: G:\Shared\models\Modelfile (defines temperature 0.7, top_p 0.9, and the uncensored system instructions)</w:t>
+      </w:r>
+    </w:p>
+    <w:p>
+      <w:pPr>
+        <w:pStyle w:val="ListParagraph"/>
+        <w:numPr>
+          <w:ilvl w:val="0"/>
+          <w:numId w:val="2"/>
+        </w:numPr>
+        <w:spacing w:before="60" w:after="60"/>
+      </w:pPr>
+      <w:r>
+        <w:rPr>
+          <w:b w:val="false"/>
+          <w:bCs w:val="false"/>
+          <w:color w:val="1F2937"/>
+          <w:sz w:val="22"/>
+          <w:szCs w:val="22"/>
+          <w:rFonts w:ascii="Arial" w:cs="Arial" w:eastAsia="Arial" w:hAnsi="Arial"/>
+        </w:rPr>
+        <w:t xml:space="preserve">Environment Variables: OLLAMA_MODELS set to G:\Shared\models\ollama_data ensures that all model caches run entirely from the G:\ volume, conserving local disk space.</w:t>
+      </w:r>
+    </w:p>
+    <w:p>
+      <w:r>
+        <w:t xml:space="preserve"/>
+      </w:r>
+    </w:p>
+    <w:p>
+      <w:pPr>
+        <w:pStyle w:val="Heading2"/>
+        <w:spacing w:before="320" w:after="160"/>
+      </w:pPr>
+      <w:r>
+        <w:rPr>
+          <w:b/>
+          <w:bCs/>
+          <w:color w:val="1A2D5A"/>
+          <w:sz w:val="28"/>
+          <w:szCs w:val="28"/>
+          <w:rFonts w:ascii="Arial" w:cs="Arial" w:eastAsia="Arial" w:hAnsi="Arial"/>
+        </w:rPr>
+        <w:t xml:space="preserve">3.4 Persona Configuration (persona_config.json)</w:t>
+      </w:r>
+    </w:p>
+    <w:p>
+      <w:pPr>
+        <w:spacing w:before="80" w:after="80"/>
+      </w:pPr>
+      <w:r>
+        <w:rPr>
+          <w:b w:val="false"/>
+          <w:bCs w:val="false"/>
+          <w:color w:val="1F2937"/>
+          <w:sz w:val="22"/>
+          <w:szCs w:val="22"/>
+          <w:rFonts w:ascii="Arial" w:cs="Arial" w:eastAsia="Arial" w:hAnsi="Arial"/>
+        </w:rPr>
+        <w:t xml:space="preserve">Located at backend/persona_config.json. Tracks active assistant identity and reasoning priority:</w:t>
+      </w:r>
+    </w:p>
+    <w:tbl>
+      <w:tblPr>
+        <w:tblW w:type="pct" w:w="100%"/>
+        <w:tblBorders>
+          <w:top w:val="single" w:color="auto" w:sz="4"/>
+          <w:left w:val="single" w:color="auto" w:sz="4"/>
+          <w:bottom w:val="single" w:color="auto" w:sz="4"/>
+          <w:right w:val="single" w:color="auto" w:sz="4"/>
+          <w:insideH w:val="single" w:color="auto" w:sz="4"/>
+          <w:insideV w:val="single" w:color="auto" w:sz="4"/>
+        </w:tblBorders>
+      </w:tblPr>
+      <w:tblGrid>
+        <w:gridCol w:w="100"/>
+      </w:tblGrid>
+      <w:tr>
+        <w:tc>
+          <w:tcPr>
+            <w:shd w:color="1A2D5A" w:val="solid"/>
+            <w:tcMar>
+              <w:top w:type="dxa" w:w="200"/>
+              <w:left w:type="dxa" w:w="300"/>
+              <w:bottom w:type="dxa" w:w="200"/>
+              <w:right w:type="dxa" w:w="300"/>
+            </w:tcMar>
+          </w:tcPr>
+          <w:p>
+            <w:pPr>
+              <w:spacing w:before="60" w:after="60"/>
+            </w:pPr>
+            <w:r>
+              <w:rPr>
+                <w:b w:val="false"/>
+                <w:bCs w:val="false"/>
+                <w:color w:val="FFFFFF"/>
+                <w:sz w:val="21"/>
+                <w:szCs w:val="21"/>
+                <w:rFonts w:ascii="Arial" w:cs="Arial" w:eastAsia="Arial" w:hAnsi="Arial"/>
+              </w:rPr>
+              <w:t xml:space="preserve">{</w:t>
+            </w:r>
+          </w:p>
+          <w:p>
+            <w:pPr>
+              <w:spacing w:before="60" w:after="60"/>
+            </w:pPr>
+            <w:r>
+              <w:rPr>
+                <w:b w:val="false"/>
+                <w:bCs w:val="false"/>
+                <w:color w:val="FFFFFF"/>
+                <w:sz w:val="21"/>
+                <w:szCs w:val="21"/>
+                <w:rFonts w:ascii="Arial" w:cs="Arial" w:eastAsia="Arial" w:hAnsi="Arial"/>
+              </w:rPr>
+              <w:t xml:space="preserve">  "persona": "Jarvis"</w:t>
+            </w:r>
+          </w:p>
+          <w:p>
+            <w:pPr>
+              <w:spacing w:before="60" w:after="60"/>
+            </w:pPr>
+            <w:r>
+              <w:rPr>
+                <w:b w:val="false"/>
+                <w:bCs w:val="false"/>
+                <w:color w:val="FFFFFF"/>
+                <w:sz w:val="21"/>
+                <w:szCs w:val="21"/>
+                <w:rFonts w:ascii="Arial" w:cs="Arial" w:eastAsia="Arial" w:hAnsi="Arial"/>
+              </w:rPr>
+              <w:t xml:space="preserve">}</w:t>
+            </w:r>
+          </w:p>
+        </w:tc>
+      </w:tr>
+    </w:tbl>
+    <w:p>
+      <w:pPr>
+        <w:spacing w:before="80" w:after="80"/>
+      </w:pPr>
+      <w:r>
+        <w:rPr>
+          <w:b w:val="false"/>
+          <w:bCs w:val="false"/>
+          <w:color w:val="1F2937"/>
+          <w:sz w:val="22"/>
+          <w:szCs w:val="22"/>
+          <w:rFonts w:ascii="Arial" w:cs="Arial" w:eastAsia="Arial" w:hAnsi="Arial"/>
+        </w:rPr>
+        <w:t xml:space="preserve">Supported values: 'Jarvis' (Offline priority, address 'Sir'), 'Friday' (Online priority, address 'Boss'). Updated dynamically when user issues commands like 'activate Friday' or 'switch to Jarvis'.</w:t>
+      </w:r>
+    </w:p>
+    <w:p>
+      <w:r>
+        <w:t xml:space="preserve"/>
       </w:r>
     </w:p>
     <w:p>
@@ -1292,7 +1571,59 @@
                 <w:szCs w:val="21"/>
                 <w:rFonts w:ascii="Arial" w:cs="Arial" w:eastAsia="Arial" w:hAnsi="Arial"/>
               </w:rPr>
-              <w:t xml:space="preserve">Verify backend/cookie.json contains active, unexpired session cookies exported from huggingface.co</w:t>
+              <w:t xml:space="preserve">Verify backend/cookie.json contains active, unexpired session cookies. Fallback to local Ollama should trigger automatically if cookies are invalid.</w:t>
+            </w:r>
+          </w:p>
+        </w:tc>
+      </w:tr>
+      <w:tr>
+        <w:trPr>
+          <w:tblHeader w:val="false"/>
+        </w:trPr>
+        <w:tc>
+          <w:tcPr>
+            <w:shd w:color="F3F4F6" w:val="solid"/>
+            <w:tcMar>
+              <w:top w:type="dxa" w:w="100"/>
+              <w:left w:type="dxa" w:w="150"/>
+              <w:bottom w:type="dxa" w:w="100"/>
+              <w:right w:type="dxa" w:w="150"/>
+            </w:tcMar>
+          </w:tcPr>
+          <w:p>
+            <w:r>
+              <w:rPr>
+                <w:b w:val="false"/>
+                <w:bCs w:val="false"/>
+                <w:color w:val="1F2937"/>
+                <w:sz w:val="21"/>
+                <w:szCs w:val="21"/>
+                <w:rFonts w:ascii="Arial" w:cs="Arial" w:eastAsia="Arial" w:hAnsi="Arial"/>
+              </w:rPr>
+              <w:t xml:space="preserve">Ollama failed to start / offline model unavailable</w:t>
+            </w:r>
+          </w:p>
+        </w:tc>
+        <w:tc>
+          <w:tcPr>
+            <w:tcMar>
+              <w:top w:type="dxa" w:w="100"/>
+              <w:left w:type="dxa" w:w="150"/>
+              <w:bottom w:type="dxa" w:w="100"/>
+              <w:right w:type="dxa" w:w="150"/>
+            </w:tcMar>
+          </w:tcPr>
+          <w:p>
+            <w:r>
+              <w:rPr>
+                <w:b w:val="false"/>
+                <w:bCs w:val="false"/>
+                <w:color w:val="1F2937"/>
+                <w:sz w:val="21"/>
+                <w:szCs w:val="21"/>
+                <w:rFonts w:ascii="Arial" w:cs="Arial" w:eastAsia="Arial" w:hAnsi="Arial"/>
+              </w:rPr>
+              <w:t xml:space="preserve">Ensure G:\ drive is mounted, check write permissions on G:\Shared\models\ollama_data, and verify G:\Shared\bin\ollama-windows.exe execution permissions.</w:t>
             </w:r>
           </w:p>
         </w:tc>
